--- a/templates/SPANISH/codebook_template.docx
+++ b/templates/SPANISH/codebook_template.docx
@@ -1,6 +1,6 @@
 
 <file path=word/document.xml><?xml version="1.0" encoding="utf-8"?>
-<w:document xmlns:wpc="http://schemas.microsoft.com/office/word/2010/wordprocessingCanvas" xmlns:cx="http://schemas.microsoft.com/office/drawing/2014/chartex" xmlns:cx1="http://schemas.microsoft.com/office/drawing/2015/9/8/chartex" xmlns:cx2="http://schemas.microsoft.com/office/drawing/2015/10/21/chartex" xmlns:cx3="http://schemas.microsoft.com/office/drawing/2016/5/9/chartex" xmlns:cx4="http://schemas.microsoft.com/office/drawing/2016/5/10/chartex" xmlns:cx5="http://schemas.microsoft.com/office/drawing/2016/5/11/chartex" xmlns:cx6="http://schemas.microsoft.com/office/drawing/2016/5/12/chartex" xmlns:cx7="http://schemas.microsoft.com/office/drawing/2016/5/13/chartex" xmlns:cx8="http://schemas.microsoft.com/office/drawing/2016/5/14/chartex" xmlns:mc="http://schemas.openxmlformats.org/markup-compatibility/2006" xmlns:aink="http://schemas.microsoft.com/office/drawing/2016/ink" xmlns:am3d="http://schemas.microsoft.com/office/drawing/2017/model3d" xmlns:o="urn:schemas-microsoft-com:office:office" xmlns:oel="http://schemas.microsoft.com/office/2019/extlst" xmlns:r="http://schemas.openxmlformats.org/officeDocument/2006/relationships" xmlns:m="http://schemas.openxmlformats.org/officeDocument/2006/math" xmlns:v="urn:schemas-microsoft-com:vml" xmlns:wp14="http://schemas.microsoft.com/office/word/2010/wordprocessingDrawing" xmlns:wp="http://schemas.openxmlformats.org/drawingml/2006/wordprocessingDrawing" xmlns:w10="urn:schemas-microsoft-com:office:word" xmlns:w="http://schemas.openxmlformats.org/wordprocessingml/2006/main" xmlns:w14="http://schemas.microsoft.com/office/word/2010/wordml" xmlns:w15="http://schemas.microsoft.com/office/word/2012/wordml" xmlns:w16cex="http://schemas.microsoft.com/office/word/2018/wordml/cex" xmlns:w16cid="http://schemas.microsoft.com/office/word/2016/wordml/cid" xmlns:w16="http://schemas.microsoft.com/office/word/2018/wordml" xmlns:w16du="http://schemas.microsoft.com/office/word/2023/wordml/word16du" xmlns:w16sdtdh="http://schemas.microsoft.com/office/word/2020/wordml/sdtdatahash" xmlns:w16sdtfl="http://schemas.microsoft.com/office/word/2024/wordml/sdtformatlock" xmlns:w16se="http://schemas.microsoft.com/office/word/2015/wordml/symex" xmlns:wpg="http://schemas.microsoft.com/office/word/2010/wordprocessingGroup" xmlns:wpi="http://schemas.microsoft.com/office/word/2010/wordprocessingInk" xmlns:wne="http://schemas.microsoft.com/office/word/2006/wordml" xmlns:wps="http://schemas.microsoft.com/office/word/2010/wordprocessingShape" mc:Ignorable="w14 w15 w16se w16cid w16 w16cex w16sdtdh w16sdtfl w16du wp14">
+<w:document xmlns:wpc="http://schemas.microsoft.com/office/word/2010/wordprocessingCanvas" xmlns:cx="http://schemas.microsoft.com/office/drawing/2014/chartex" xmlns:cx1="http://schemas.microsoft.com/office/drawing/2015/9/8/chartex" xmlns:cx2="http://schemas.microsoft.com/office/drawing/2015/10/21/chartex" xmlns:cx3="http://schemas.microsoft.com/office/drawing/2016/5/9/chartex" xmlns:cx4="http://schemas.microsoft.com/office/drawing/2016/5/10/chartex" xmlns:cx5="http://schemas.microsoft.com/office/drawing/2016/5/11/chartex" xmlns:cx6="http://schemas.microsoft.com/office/drawing/2016/5/12/chartex" xmlns:cx7="http://schemas.microsoft.com/office/drawing/2016/5/13/chartex" xmlns:cx8="http://schemas.microsoft.com/office/drawing/2016/5/14/chartex" xmlns:mc="http://schemas.openxmlformats.org/markup-compatibility/2006" xmlns:aink="http://schemas.microsoft.com/office/drawing/2016/ink" xmlns:am3d="http://schemas.microsoft.com/office/drawing/2017/model3d" xmlns:o="urn:schemas-microsoft-com:office:office" xmlns:oel="http://schemas.microsoft.com/office/2019/extlst" xmlns:r="http://schemas.openxmlformats.org/officeDocument/2006/relationships" xmlns:m="http://schemas.openxmlformats.org/officeDocument/2006/math" xmlns:v="urn:schemas-microsoft-com:vml" xmlns:wp14="http://schemas.microsoft.com/office/word/2010/wordprocessingDrawing" xmlns:wp="http://schemas.openxmlformats.org/drawingml/2006/wordprocessingDrawing" xmlns:w10="urn:schemas-microsoft-com:office:word" xmlns:w="http://schemas.openxmlformats.org/wordprocessingml/2006/main" xmlns:w14="http://schemas.microsoft.com/office/word/2010/wordml" xmlns:w15="http://schemas.microsoft.com/office/word/2012/wordml" xmlns:w16cex="http://schemas.microsoft.com/office/word/2018/wordml/cex" xmlns:w16cid="http://schemas.microsoft.com/office/word/2016/wordml/cid" xmlns:w16="http://schemas.microsoft.com/office/word/2018/wordml" xmlns:w16sdtdh="http://schemas.microsoft.com/office/word/2020/wordml/sdtdatahash" xmlns:w16se="http://schemas.microsoft.com/office/word/2015/wordml/symex" xmlns:wpg="http://schemas.microsoft.com/office/word/2010/wordprocessingGroup" xmlns:wpi="http://schemas.microsoft.com/office/word/2010/wordprocessingInk" xmlns:wne="http://schemas.microsoft.com/office/word/2006/wordml" xmlns:wps="http://schemas.microsoft.com/office/word/2010/wordprocessingShape" mc:Ignorable="w14 w15 w16se w16cid w16 w16cex w16sdtdh wp14">
   <w:body>
     <w:p>
       <w:bookmarkStart w:id="0" w:name="table1"/>
@@ -48,7 +48,7 @@
 </file>
 
 <file path=word/endnotes.xml><?xml version="1.0" encoding="utf-8"?>
-<w:endnotes xmlns:wpc="http://schemas.microsoft.com/office/word/2010/wordprocessingCanvas" xmlns:cx="http://schemas.microsoft.com/office/drawing/2014/chartex" xmlns:cx1="http://schemas.microsoft.com/office/drawing/2015/9/8/chartex" xmlns:cx2="http://schemas.microsoft.com/office/drawing/2015/10/21/chartex" xmlns:cx3="http://schemas.microsoft.com/office/drawing/2016/5/9/chartex" xmlns:cx4="http://schemas.microsoft.com/office/drawing/2016/5/10/chartex" xmlns:cx5="http://schemas.microsoft.com/office/drawing/2016/5/11/chartex" xmlns:cx6="http://schemas.microsoft.com/office/drawing/2016/5/12/chartex" xmlns:cx7="http://schemas.microsoft.com/office/drawing/2016/5/13/chartex" xmlns:cx8="http://schemas.microsoft.com/office/drawing/2016/5/14/chartex" xmlns:mc="http://schemas.openxmlformats.org/markup-compatibility/2006" xmlns:aink="http://schemas.microsoft.com/office/drawing/2016/ink" xmlns:am3d="http://schemas.microsoft.com/office/drawing/2017/model3d" xmlns:o="urn:schemas-microsoft-com:office:office" xmlns:oel="http://schemas.microsoft.com/office/2019/extlst" xmlns:r="http://schemas.openxmlformats.org/officeDocument/2006/relationships" xmlns:m="http://schemas.openxmlformats.org/officeDocument/2006/math" xmlns:v="urn:schemas-microsoft-com:vml" xmlns:wp14="http://schemas.microsoft.com/office/word/2010/wordprocessingDrawing" xmlns:wp="http://schemas.openxmlformats.org/drawingml/2006/wordprocessingDrawing" xmlns:w10="urn:schemas-microsoft-com:office:word" xmlns:w="http://schemas.openxmlformats.org/wordprocessingml/2006/main" xmlns:w14="http://schemas.microsoft.com/office/word/2010/wordml" xmlns:w15="http://schemas.microsoft.com/office/word/2012/wordml" xmlns:w16cex="http://schemas.microsoft.com/office/word/2018/wordml/cex" xmlns:w16cid="http://schemas.microsoft.com/office/word/2016/wordml/cid" xmlns:w16="http://schemas.microsoft.com/office/word/2018/wordml" xmlns:w16du="http://schemas.microsoft.com/office/word/2023/wordml/word16du" xmlns:w16sdtdh="http://schemas.microsoft.com/office/word/2020/wordml/sdtdatahash" xmlns:w16sdtfl="http://schemas.microsoft.com/office/word/2024/wordml/sdtformatlock" xmlns:w16se="http://schemas.microsoft.com/office/word/2015/wordml/symex" xmlns:wpg="http://schemas.microsoft.com/office/word/2010/wordprocessingGroup" xmlns:wpi="http://schemas.microsoft.com/office/word/2010/wordprocessingInk" xmlns:wne="http://schemas.microsoft.com/office/word/2006/wordml" xmlns:wps="http://schemas.microsoft.com/office/word/2010/wordprocessingShape" mc:Ignorable="w14 w15 w16se w16cid w16 w16cex w16sdtdh w16sdtfl w16du wp14">
+<w:endnotes xmlns:wpc="http://schemas.microsoft.com/office/word/2010/wordprocessingCanvas" xmlns:cx="http://schemas.microsoft.com/office/drawing/2014/chartex" xmlns:cx1="http://schemas.microsoft.com/office/drawing/2015/9/8/chartex" xmlns:cx2="http://schemas.microsoft.com/office/drawing/2015/10/21/chartex" xmlns:cx3="http://schemas.microsoft.com/office/drawing/2016/5/9/chartex" xmlns:cx4="http://schemas.microsoft.com/office/drawing/2016/5/10/chartex" xmlns:cx5="http://schemas.microsoft.com/office/drawing/2016/5/11/chartex" xmlns:cx6="http://schemas.microsoft.com/office/drawing/2016/5/12/chartex" xmlns:cx7="http://schemas.microsoft.com/office/drawing/2016/5/13/chartex" xmlns:cx8="http://schemas.microsoft.com/office/drawing/2016/5/14/chartex" xmlns:mc="http://schemas.openxmlformats.org/markup-compatibility/2006" xmlns:aink="http://schemas.microsoft.com/office/drawing/2016/ink" xmlns:am3d="http://schemas.microsoft.com/office/drawing/2017/model3d" xmlns:o="urn:schemas-microsoft-com:office:office" xmlns:oel="http://schemas.microsoft.com/office/2019/extlst" xmlns:r="http://schemas.openxmlformats.org/officeDocument/2006/relationships" xmlns:m="http://schemas.openxmlformats.org/officeDocument/2006/math" xmlns:v="urn:schemas-microsoft-com:vml" xmlns:wp14="http://schemas.microsoft.com/office/word/2010/wordprocessingDrawing" xmlns:wp="http://schemas.openxmlformats.org/drawingml/2006/wordprocessingDrawing" xmlns:w10="urn:schemas-microsoft-com:office:word" xmlns:w="http://schemas.openxmlformats.org/wordprocessingml/2006/main" xmlns:w14="http://schemas.microsoft.com/office/word/2010/wordml" xmlns:w15="http://schemas.microsoft.com/office/word/2012/wordml" xmlns:w16cex="http://schemas.microsoft.com/office/word/2018/wordml/cex" xmlns:w16cid="http://schemas.microsoft.com/office/word/2016/wordml/cid" xmlns:w16="http://schemas.microsoft.com/office/word/2018/wordml" xmlns:w16sdtdh="http://schemas.microsoft.com/office/word/2020/wordml/sdtdatahash" xmlns:w16se="http://schemas.microsoft.com/office/word/2015/wordml/symex" xmlns:wpg="http://schemas.microsoft.com/office/word/2010/wordprocessingGroup" xmlns:wpi="http://schemas.microsoft.com/office/word/2010/wordprocessingInk" xmlns:wne="http://schemas.microsoft.com/office/word/2006/wordml" xmlns:wps="http://schemas.microsoft.com/office/word/2010/wordprocessingShape" mc:Ignorable="w14 w15 w16se w16cid w16 w16cex w16sdtdh wp14">
   <w:endnote w:type="separator" w:id="-1">
     <w:p>
       <w:r>
@@ -67,7 +67,7 @@
 </file>
 
 <file path=word/footer1.xml><?xml version="1.0" encoding="utf-8"?>
-<w:ftr xmlns:wpc="http://schemas.microsoft.com/office/word/2010/wordprocessingCanvas" xmlns:cx="http://schemas.microsoft.com/office/drawing/2014/chartex" xmlns:cx1="http://schemas.microsoft.com/office/drawing/2015/9/8/chartex" xmlns:cx2="http://schemas.microsoft.com/office/drawing/2015/10/21/chartex" xmlns:cx3="http://schemas.microsoft.com/office/drawing/2016/5/9/chartex" xmlns:cx4="http://schemas.microsoft.com/office/drawing/2016/5/10/chartex" xmlns:cx5="http://schemas.microsoft.com/office/drawing/2016/5/11/chartex" xmlns:cx6="http://schemas.microsoft.com/office/drawing/2016/5/12/chartex" xmlns:cx7="http://schemas.microsoft.com/office/drawing/2016/5/13/chartex" xmlns:cx8="http://schemas.microsoft.com/office/drawing/2016/5/14/chartex" xmlns:mc="http://schemas.openxmlformats.org/markup-compatibility/2006" xmlns:aink="http://schemas.microsoft.com/office/drawing/2016/ink" xmlns:am3d="http://schemas.microsoft.com/office/drawing/2017/model3d" xmlns:o="urn:schemas-microsoft-com:office:office" xmlns:oel="http://schemas.microsoft.com/office/2019/extlst" xmlns:r="http://schemas.openxmlformats.org/officeDocument/2006/relationships" xmlns:m="http://schemas.openxmlformats.org/officeDocument/2006/math" xmlns:v="urn:schemas-microsoft-com:vml" xmlns:wp14="http://schemas.microsoft.com/office/word/2010/wordprocessingDrawing" xmlns:wp="http://schemas.openxmlformats.org/drawingml/2006/wordprocessingDrawing" xmlns:w10="urn:schemas-microsoft-com:office:word" xmlns:w="http://schemas.openxmlformats.org/wordprocessingml/2006/main" xmlns:w14="http://schemas.microsoft.com/office/word/2010/wordml" xmlns:w15="http://schemas.microsoft.com/office/word/2012/wordml" xmlns:w16cex="http://schemas.microsoft.com/office/word/2018/wordml/cex" xmlns:w16cid="http://schemas.microsoft.com/office/word/2016/wordml/cid" xmlns:w16="http://schemas.microsoft.com/office/word/2018/wordml" xmlns:w16du="http://schemas.microsoft.com/office/word/2023/wordml/word16du" xmlns:w16sdtdh="http://schemas.microsoft.com/office/word/2020/wordml/sdtdatahash" xmlns:w16sdtfl="http://schemas.microsoft.com/office/word/2024/wordml/sdtformatlock" xmlns:w16se="http://schemas.microsoft.com/office/word/2015/wordml/symex" xmlns:wpg="http://schemas.microsoft.com/office/word/2010/wordprocessingGroup" xmlns:wpi="http://schemas.microsoft.com/office/word/2010/wordprocessingInk" xmlns:wne="http://schemas.microsoft.com/office/word/2006/wordml" xmlns:wps="http://schemas.microsoft.com/office/word/2010/wordprocessingShape" mc:Ignorable="w14 w15 w16se w16cid w16 w16cex w16sdtdh w16sdtfl w16du wp14">
+<w:ftr xmlns:wpc="http://schemas.microsoft.com/office/word/2010/wordprocessingCanvas" xmlns:cx="http://schemas.microsoft.com/office/drawing/2014/chartex" xmlns:cx1="http://schemas.microsoft.com/office/drawing/2015/9/8/chartex" xmlns:cx2="http://schemas.microsoft.com/office/drawing/2015/10/21/chartex" xmlns:cx3="http://schemas.microsoft.com/office/drawing/2016/5/9/chartex" xmlns:cx4="http://schemas.microsoft.com/office/drawing/2016/5/10/chartex" xmlns:cx5="http://schemas.microsoft.com/office/drawing/2016/5/11/chartex" xmlns:cx6="http://schemas.microsoft.com/office/drawing/2016/5/12/chartex" xmlns:cx7="http://schemas.microsoft.com/office/drawing/2016/5/13/chartex" xmlns:cx8="http://schemas.microsoft.com/office/drawing/2016/5/14/chartex" xmlns:mc="http://schemas.openxmlformats.org/markup-compatibility/2006" xmlns:aink="http://schemas.microsoft.com/office/drawing/2016/ink" xmlns:am3d="http://schemas.microsoft.com/office/drawing/2017/model3d" xmlns:o="urn:schemas-microsoft-com:office:office" xmlns:oel="http://schemas.microsoft.com/office/2019/extlst" xmlns:r="http://schemas.openxmlformats.org/officeDocument/2006/relationships" xmlns:m="http://schemas.openxmlformats.org/officeDocument/2006/math" xmlns:v="urn:schemas-microsoft-com:vml" xmlns:wp14="http://schemas.microsoft.com/office/word/2010/wordprocessingDrawing" xmlns:wp="http://schemas.openxmlformats.org/drawingml/2006/wordprocessingDrawing" xmlns:w10="urn:schemas-microsoft-com:office:word" xmlns:w="http://schemas.openxmlformats.org/wordprocessingml/2006/main" xmlns:w14="http://schemas.microsoft.com/office/word/2010/wordml" xmlns:w15="http://schemas.microsoft.com/office/word/2012/wordml" xmlns:w16cex="http://schemas.microsoft.com/office/word/2018/wordml/cex" xmlns:w16cid="http://schemas.microsoft.com/office/word/2016/wordml/cid" xmlns:w16="http://schemas.microsoft.com/office/word/2018/wordml" xmlns:w16sdtdh="http://schemas.microsoft.com/office/word/2020/wordml/sdtdatahash" xmlns:w16se="http://schemas.microsoft.com/office/word/2015/wordml/symex" xmlns:wpg="http://schemas.microsoft.com/office/word/2010/wordprocessingGroup" xmlns:wpi="http://schemas.microsoft.com/office/word/2010/wordprocessingInk" xmlns:wne="http://schemas.microsoft.com/office/word/2006/wordml" xmlns:wps="http://schemas.microsoft.com/office/word/2010/wordprocessingShape" mc:Ignorable="w14 w15 w16se w16cid w16 w16cex w16sdtdh wp14">
   <w:sdt>
     <w:sdtPr>
       <w:rPr>
@@ -79,11 +79,6 @@
         <w:docPartUnique/>
       </w:docPartObj>
     </w:sdtPr>
-    <w:sdtEndPr>
-      <w:rPr>
-        <w:rStyle w:val="PageNumber"/>
-      </w:rPr>
-    </w:sdtEndPr>
     <w:sdtContent>
       <w:p>
         <w:pPr>
@@ -124,7 +119,7 @@
 </file>
 
 <file path=word/footer2.xml><?xml version="1.0" encoding="utf-8"?>
-<w:ftr xmlns:wpc="http://schemas.microsoft.com/office/word/2010/wordprocessingCanvas" xmlns:cx="http://schemas.microsoft.com/office/drawing/2014/chartex" xmlns:cx1="http://schemas.microsoft.com/office/drawing/2015/9/8/chartex" xmlns:cx2="http://schemas.microsoft.com/office/drawing/2015/10/21/chartex" xmlns:cx3="http://schemas.microsoft.com/office/drawing/2016/5/9/chartex" xmlns:cx4="http://schemas.microsoft.com/office/drawing/2016/5/10/chartex" xmlns:cx5="http://schemas.microsoft.com/office/drawing/2016/5/11/chartex" xmlns:cx6="http://schemas.microsoft.com/office/drawing/2016/5/12/chartex" xmlns:cx7="http://schemas.microsoft.com/office/drawing/2016/5/13/chartex" xmlns:cx8="http://schemas.microsoft.com/office/drawing/2016/5/14/chartex" xmlns:mc="http://schemas.openxmlformats.org/markup-compatibility/2006" xmlns:aink="http://schemas.microsoft.com/office/drawing/2016/ink" xmlns:am3d="http://schemas.microsoft.com/office/drawing/2017/model3d" xmlns:o="urn:schemas-microsoft-com:office:office" xmlns:oel="http://schemas.microsoft.com/office/2019/extlst" xmlns:r="http://schemas.openxmlformats.org/officeDocument/2006/relationships" xmlns:m="http://schemas.openxmlformats.org/officeDocument/2006/math" xmlns:v="urn:schemas-microsoft-com:vml" xmlns:wp14="http://schemas.microsoft.com/office/word/2010/wordprocessingDrawing" xmlns:wp="http://schemas.openxmlformats.org/drawingml/2006/wordprocessingDrawing" xmlns:w10="urn:schemas-microsoft-com:office:word" xmlns:w="http://schemas.openxmlformats.org/wordprocessingml/2006/main" xmlns:w14="http://schemas.microsoft.com/office/word/2010/wordml" xmlns:w15="http://schemas.microsoft.com/office/word/2012/wordml" xmlns:w16cex="http://schemas.microsoft.com/office/word/2018/wordml/cex" xmlns:w16cid="http://schemas.microsoft.com/office/word/2016/wordml/cid" xmlns:w16="http://schemas.microsoft.com/office/word/2018/wordml" xmlns:w16du="http://schemas.microsoft.com/office/word/2023/wordml/word16du" xmlns:w16sdtdh="http://schemas.microsoft.com/office/word/2020/wordml/sdtdatahash" xmlns:w16sdtfl="http://schemas.microsoft.com/office/word/2024/wordml/sdtformatlock" xmlns:w16se="http://schemas.microsoft.com/office/word/2015/wordml/symex" xmlns:wpg="http://schemas.microsoft.com/office/word/2010/wordprocessingGroup" xmlns:wpi="http://schemas.microsoft.com/office/word/2010/wordprocessingInk" xmlns:wne="http://schemas.microsoft.com/office/word/2006/wordml" xmlns:wps="http://schemas.microsoft.com/office/word/2010/wordprocessingShape" mc:Ignorable="w14 w15 w16se w16cid w16 w16cex w16sdtdh w16sdtfl w16du wp14">
+<w:ftr xmlns:wpc="http://schemas.microsoft.com/office/word/2010/wordprocessingCanvas" xmlns:cx="http://schemas.microsoft.com/office/drawing/2014/chartex" xmlns:cx1="http://schemas.microsoft.com/office/drawing/2015/9/8/chartex" xmlns:cx2="http://schemas.microsoft.com/office/drawing/2015/10/21/chartex" xmlns:cx3="http://schemas.microsoft.com/office/drawing/2016/5/9/chartex" xmlns:cx4="http://schemas.microsoft.com/office/drawing/2016/5/10/chartex" xmlns:cx5="http://schemas.microsoft.com/office/drawing/2016/5/11/chartex" xmlns:cx6="http://schemas.microsoft.com/office/drawing/2016/5/12/chartex" xmlns:cx7="http://schemas.microsoft.com/office/drawing/2016/5/13/chartex" xmlns:cx8="http://schemas.microsoft.com/office/drawing/2016/5/14/chartex" xmlns:mc="http://schemas.openxmlformats.org/markup-compatibility/2006" xmlns:aink="http://schemas.microsoft.com/office/drawing/2016/ink" xmlns:am3d="http://schemas.microsoft.com/office/drawing/2017/model3d" xmlns:o="urn:schemas-microsoft-com:office:office" xmlns:oel="http://schemas.microsoft.com/office/2019/extlst" xmlns:r="http://schemas.openxmlformats.org/officeDocument/2006/relationships" xmlns:m="http://schemas.openxmlformats.org/officeDocument/2006/math" xmlns:v="urn:schemas-microsoft-com:vml" xmlns:wp14="http://schemas.microsoft.com/office/word/2010/wordprocessingDrawing" xmlns:wp="http://schemas.openxmlformats.org/drawingml/2006/wordprocessingDrawing" xmlns:w10="urn:schemas-microsoft-com:office:word" xmlns:w="http://schemas.openxmlformats.org/wordprocessingml/2006/main" xmlns:w14="http://schemas.microsoft.com/office/word/2010/wordml" xmlns:w15="http://schemas.microsoft.com/office/word/2012/wordml" xmlns:w16cex="http://schemas.microsoft.com/office/word/2018/wordml/cex" xmlns:w16cid="http://schemas.microsoft.com/office/word/2016/wordml/cid" xmlns:w16="http://schemas.microsoft.com/office/word/2018/wordml" xmlns:w16sdtdh="http://schemas.microsoft.com/office/word/2020/wordml/sdtdatahash" xmlns:w16se="http://schemas.microsoft.com/office/word/2015/wordml/symex" xmlns:wpg="http://schemas.microsoft.com/office/word/2010/wordprocessingGroup" xmlns:wpi="http://schemas.microsoft.com/office/word/2010/wordprocessingInk" xmlns:wne="http://schemas.microsoft.com/office/word/2006/wordml" xmlns:wps="http://schemas.microsoft.com/office/word/2010/wordprocessingShape" mc:Ignorable="w14 w15 w16se w16cid w16 w16cex w16sdtdh wp14">
   <w:sdt>
     <w:sdtPr>
       <w:rPr>
@@ -136,11 +131,6 @@
         <w:docPartUnique/>
       </w:docPartObj>
     </w:sdtPr>
-    <w:sdtEndPr>
-      <w:rPr>
-        <w:rStyle w:val="PageNumber"/>
-      </w:rPr>
-    </w:sdtEndPr>
     <w:sdtContent>
       <w:p>
         <w:pPr>
@@ -194,7 +184,7 @@
 </file>
 
 <file path=word/footer3.xml><?xml version="1.0" encoding="utf-8"?>
-<w:ftr xmlns:wpc="http://schemas.microsoft.com/office/word/2010/wordprocessingCanvas" xmlns:cx="http://schemas.microsoft.com/office/drawing/2014/chartex" xmlns:cx1="http://schemas.microsoft.com/office/drawing/2015/9/8/chartex" xmlns:cx2="http://schemas.microsoft.com/office/drawing/2015/10/21/chartex" xmlns:cx3="http://schemas.microsoft.com/office/drawing/2016/5/9/chartex" xmlns:cx4="http://schemas.microsoft.com/office/drawing/2016/5/10/chartex" xmlns:cx5="http://schemas.microsoft.com/office/drawing/2016/5/11/chartex" xmlns:cx6="http://schemas.microsoft.com/office/drawing/2016/5/12/chartex" xmlns:cx7="http://schemas.microsoft.com/office/drawing/2016/5/13/chartex" xmlns:cx8="http://schemas.microsoft.com/office/drawing/2016/5/14/chartex" xmlns:mc="http://schemas.openxmlformats.org/markup-compatibility/2006" xmlns:aink="http://schemas.microsoft.com/office/drawing/2016/ink" xmlns:am3d="http://schemas.microsoft.com/office/drawing/2017/model3d" xmlns:o="urn:schemas-microsoft-com:office:office" xmlns:oel="http://schemas.microsoft.com/office/2019/extlst" xmlns:r="http://schemas.openxmlformats.org/officeDocument/2006/relationships" xmlns:m="http://schemas.openxmlformats.org/officeDocument/2006/math" xmlns:v="urn:schemas-microsoft-com:vml" xmlns:wp14="http://schemas.microsoft.com/office/word/2010/wordprocessingDrawing" xmlns:wp="http://schemas.openxmlformats.org/drawingml/2006/wordprocessingDrawing" xmlns:w10="urn:schemas-microsoft-com:office:word" xmlns:w="http://schemas.openxmlformats.org/wordprocessingml/2006/main" xmlns:w14="http://schemas.microsoft.com/office/word/2010/wordml" xmlns:w15="http://schemas.microsoft.com/office/word/2012/wordml" xmlns:w16cex="http://schemas.microsoft.com/office/word/2018/wordml/cex" xmlns:w16cid="http://schemas.microsoft.com/office/word/2016/wordml/cid" xmlns:w16="http://schemas.microsoft.com/office/word/2018/wordml" xmlns:w16du="http://schemas.microsoft.com/office/word/2023/wordml/word16du" xmlns:w16sdtdh="http://schemas.microsoft.com/office/word/2020/wordml/sdtdatahash" xmlns:w16sdtfl="http://schemas.microsoft.com/office/word/2024/wordml/sdtformatlock" xmlns:w16se="http://schemas.microsoft.com/office/word/2015/wordml/symex" xmlns:wpg="http://schemas.microsoft.com/office/word/2010/wordprocessingGroup" xmlns:wpi="http://schemas.microsoft.com/office/word/2010/wordprocessingInk" xmlns:wne="http://schemas.microsoft.com/office/word/2006/wordml" xmlns:wps="http://schemas.microsoft.com/office/word/2010/wordprocessingShape" mc:Ignorable="w14 w15 w16se w16cid w16 w16cex w16sdtdh w16sdtfl w16du wp14">
+<w:ftr xmlns:wpc="http://schemas.microsoft.com/office/word/2010/wordprocessingCanvas" xmlns:cx="http://schemas.microsoft.com/office/drawing/2014/chartex" xmlns:cx1="http://schemas.microsoft.com/office/drawing/2015/9/8/chartex" xmlns:cx2="http://schemas.microsoft.com/office/drawing/2015/10/21/chartex" xmlns:cx3="http://schemas.microsoft.com/office/drawing/2016/5/9/chartex" xmlns:cx4="http://schemas.microsoft.com/office/drawing/2016/5/10/chartex" xmlns:cx5="http://schemas.microsoft.com/office/drawing/2016/5/11/chartex" xmlns:cx6="http://schemas.microsoft.com/office/drawing/2016/5/12/chartex" xmlns:cx7="http://schemas.microsoft.com/office/drawing/2016/5/13/chartex" xmlns:cx8="http://schemas.microsoft.com/office/drawing/2016/5/14/chartex" xmlns:mc="http://schemas.openxmlformats.org/markup-compatibility/2006" xmlns:aink="http://schemas.microsoft.com/office/drawing/2016/ink" xmlns:am3d="http://schemas.microsoft.com/office/drawing/2017/model3d" xmlns:o="urn:schemas-microsoft-com:office:office" xmlns:oel="http://schemas.microsoft.com/office/2019/extlst" xmlns:r="http://schemas.openxmlformats.org/officeDocument/2006/relationships" xmlns:m="http://schemas.openxmlformats.org/officeDocument/2006/math" xmlns:v="urn:schemas-microsoft-com:vml" xmlns:wp14="http://schemas.microsoft.com/office/word/2010/wordprocessingDrawing" xmlns:wp="http://schemas.openxmlformats.org/drawingml/2006/wordprocessingDrawing" xmlns:w10="urn:schemas-microsoft-com:office:word" xmlns:w="http://schemas.openxmlformats.org/wordprocessingml/2006/main" xmlns:w14="http://schemas.microsoft.com/office/word/2010/wordml" xmlns:w15="http://schemas.microsoft.com/office/word/2012/wordml" xmlns:w16cex="http://schemas.microsoft.com/office/word/2018/wordml/cex" xmlns:w16cid="http://schemas.microsoft.com/office/word/2016/wordml/cid" xmlns:w16="http://schemas.microsoft.com/office/word/2018/wordml" xmlns:w16sdtdh="http://schemas.microsoft.com/office/word/2020/wordml/sdtdatahash" xmlns:w16se="http://schemas.microsoft.com/office/word/2015/wordml/symex" xmlns:wpg="http://schemas.microsoft.com/office/word/2010/wordprocessingGroup" xmlns:wpi="http://schemas.microsoft.com/office/word/2010/wordprocessingInk" xmlns:wne="http://schemas.microsoft.com/office/word/2006/wordml" xmlns:wps="http://schemas.microsoft.com/office/word/2010/wordprocessingShape" mc:Ignorable="w14 w15 w16se w16cid w16 w16cex w16sdtdh wp14">
   <w:p>
     <w:pPr>
       <w:pStyle w:val="Footer"/>
@@ -204,7 +194,7 @@
 </file>
 
 <file path=word/footnotes.xml><?xml version="1.0" encoding="utf-8"?>
-<w:footnotes xmlns:wpc="http://schemas.microsoft.com/office/word/2010/wordprocessingCanvas" xmlns:cx="http://schemas.microsoft.com/office/drawing/2014/chartex" xmlns:cx1="http://schemas.microsoft.com/office/drawing/2015/9/8/chartex" xmlns:cx2="http://schemas.microsoft.com/office/drawing/2015/10/21/chartex" xmlns:cx3="http://schemas.microsoft.com/office/drawing/2016/5/9/chartex" xmlns:cx4="http://schemas.microsoft.com/office/drawing/2016/5/10/chartex" xmlns:cx5="http://schemas.microsoft.com/office/drawing/2016/5/11/chartex" xmlns:cx6="http://schemas.microsoft.com/office/drawing/2016/5/12/chartex" xmlns:cx7="http://schemas.microsoft.com/office/drawing/2016/5/13/chartex" xmlns:cx8="http://schemas.microsoft.com/office/drawing/2016/5/14/chartex" xmlns:mc="http://schemas.openxmlformats.org/markup-compatibility/2006" xmlns:aink="http://schemas.microsoft.com/office/drawing/2016/ink" xmlns:am3d="http://schemas.microsoft.com/office/drawing/2017/model3d" xmlns:o="urn:schemas-microsoft-com:office:office" xmlns:oel="http://schemas.microsoft.com/office/2019/extlst" xmlns:r="http://schemas.openxmlformats.org/officeDocument/2006/relationships" xmlns:m="http://schemas.openxmlformats.org/officeDocument/2006/math" xmlns:v="urn:schemas-microsoft-com:vml" xmlns:wp14="http://schemas.microsoft.com/office/word/2010/wordprocessingDrawing" xmlns:wp="http://schemas.openxmlformats.org/drawingml/2006/wordprocessingDrawing" xmlns:w10="urn:schemas-microsoft-com:office:word" xmlns:w="http://schemas.openxmlformats.org/wordprocessingml/2006/main" xmlns:w14="http://schemas.microsoft.com/office/word/2010/wordml" xmlns:w15="http://schemas.microsoft.com/office/word/2012/wordml" xmlns:w16cex="http://schemas.microsoft.com/office/word/2018/wordml/cex" xmlns:w16cid="http://schemas.microsoft.com/office/word/2016/wordml/cid" xmlns:w16="http://schemas.microsoft.com/office/word/2018/wordml" xmlns:w16du="http://schemas.microsoft.com/office/word/2023/wordml/word16du" xmlns:w16sdtdh="http://schemas.microsoft.com/office/word/2020/wordml/sdtdatahash" xmlns:w16sdtfl="http://schemas.microsoft.com/office/word/2024/wordml/sdtformatlock" xmlns:w16se="http://schemas.microsoft.com/office/word/2015/wordml/symex" xmlns:wpg="http://schemas.microsoft.com/office/word/2010/wordprocessingGroup" xmlns:wpi="http://schemas.microsoft.com/office/word/2010/wordprocessingInk" xmlns:wne="http://schemas.microsoft.com/office/word/2006/wordml" xmlns:wps="http://schemas.microsoft.com/office/word/2010/wordprocessingShape" mc:Ignorable="w14 w15 w16se w16cid w16 w16cex w16sdtdh w16sdtfl w16du wp14">
+<w:footnotes xmlns:wpc="http://schemas.microsoft.com/office/word/2010/wordprocessingCanvas" xmlns:cx="http://schemas.microsoft.com/office/drawing/2014/chartex" xmlns:cx1="http://schemas.microsoft.com/office/drawing/2015/9/8/chartex" xmlns:cx2="http://schemas.microsoft.com/office/drawing/2015/10/21/chartex" xmlns:cx3="http://schemas.microsoft.com/office/drawing/2016/5/9/chartex" xmlns:cx4="http://schemas.microsoft.com/office/drawing/2016/5/10/chartex" xmlns:cx5="http://schemas.microsoft.com/office/drawing/2016/5/11/chartex" xmlns:cx6="http://schemas.microsoft.com/office/drawing/2016/5/12/chartex" xmlns:cx7="http://schemas.microsoft.com/office/drawing/2016/5/13/chartex" xmlns:cx8="http://schemas.microsoft.com/office/drawing/2016/5/14/chartex" xmlns:mc="http://schemas.openxmlformats.org/markup-compatibility/2006" xmlns:aink="http://schemas.microsoft.com/office/drawing/2016/ink" xmlns:am3d="http://schemas.microsoft.com/office/drawing/2017/model3d" xmlns:o="urn:schemas-microsoft-com:office:office" xmlns:oel="http://schemas.microsoft.com/office/2019/extlst" xmlns:r="http://schemas.openxmlformats.org/officeDocument/2006/relationships" xmlns:m="http://schemas.openxmlformats.org/officeDocument/2006/math" xmlns:v="urn:schemas-microsoft-com:vml" xmlns:wp14="http://schemas.microsoft.com/office/word/2010/wordprocessingDrawing" xmlns:wp="http://schemas.openxmlformats.org/drawingml/2006/wordprocessingDrawing" xmlns:w10="urn:schemas-microsoft-com:office:word" xmlns:w="http://schemas.openxmlformats.org/wordprocessingml/2006/main" xmlns:w14="http://schemas.microsoft.com/office/word/2010/wordml" xmlns:w15="http://schemas.microsoft.com/office/word/2012/wordml" xmlns:w16cex="http://schemas.microsoft.com/office/word/2018/wordml/cex" xmlns:w16cid="http://schemas.microsoft.com/office/word/2016/wordml/cid" xmlns:w16="http://schemas.microsoft.com/office/word/2018/wordml" xmlns:w16sdtdh="http://schemas.microsoft.com/office/word/2020/wordml/sdtdatahash" xmlns:w16se="http://schemas.microsoft.com/office/word/2015/wordml/symex" xmlns:wpg="http://schemas.microsoft.com/office/word/2010/wordprocessingGroup" xmlns:wpi="http://schemas.microsoft.com/office/word/2010/wordprocessingInk" xmlns:wne="http://schemas.microsoft.com/office/word/2006/wordml" xmlns:wps="http://schemas.microsoft.com/office/word/2010/wordprocessingShape" mc:Ignorable="w14 w15 w16se w16cid w16 w16cex w16sdtdh wp14">
   <w:footnote w:type="separator" w:id="-1">
     <w:p>
       <w:r>
@@ -223,7 +213,7 @@
 </file>
 
 <file path=word/header1.xml><?xml version="1.0" encoding="utf-8"?>
-<w:hdr xmlns:wpc="http://schemas.microsoft.com/office/word/2010/wordprocessingCanvas" xmlns:cx="http://schemas.microsoft.com/office/drawing/2014/chartex" xmlns:cx1="http://schemas.microsoft.com/office/drawing/2015/9/8/chartex" xmlns:cx2="http://schemas.microsoft.com/office/drawing/2015/10/21/chartex" xmlns:cx3="http://schemas.microsoft.com/office/drawing/2016/5/9/chartex" xmlns:cx4="http://schemas.microsoft.com/office/drawing/2016/5/10/chartex" xmlns:cx5="http://schemas.microsoft.com/office/drawing/2016/5/11/chartex" xmlns:cx6="http://schemas.microsoft.com/office/drawing/2016/5/12/chartex" xmlns:cx7="http://schemas.microsoft.com/office/drawing/2016/5/13/chartex" xmlns:cx8="http://schemas.microsoft.com/office/drawing/2016/5/14/chartex" xmlns:mc="http://schemas.openxmlformats.org/markup-compatibility/2006" xmlns:aink="http://schemas.microsoft.com/office/drawing/2016/ink" xmlns:am3d="http://schemas.microsoft.com/office/drawing/2017/model3d" xmlns:o="urn:schemas-microsoft-com:office:office" xmlns:oel="http://schemas.microsoft.com/office/2019/extlst" xmlns:r="http://schemas.openxmlformats.org/officeDocument/2006/relationships" xmlns:m="http://schemas.openxmlformats.org/officeDocument/2006/math" xmlns:v="urn:schemas-microsoft-com:vml" xmlns:wp14="http://schemas.microsoft.com/office/word/2010/wordprocessingDrawing" xmlns:wp="http://schemas.openxmlformats.org/drawingml/2006/wordprocessingDrawing" xmlns:w10="urn:schemas-microsoft-com:office:word" xmlns:w="http://schemas.openxmlformats.org/wordprocessingml/2006/main" xmlns:w14="http://schemas.microsoft.com/office/word/2010/wordml" xmlns:w15="http://schemas.microsoft.com/office/word/2012/wordml" xmlns:w16cex="http://schemas.microsoft.com/office/word/2018/wordml/cex" xmlns:w16cid="http://schemas.microsoft.com/office/word/2016/wordml/cid" xmlns:w16="http://schemas.microsoft.com/office/word/2018/wordml" xmlns:w16du="http://schemas.microsoft.com/office/word/2023/wordml/word16du" xmlns:w16sdtdh="http://schemas.microsoft.com/office/word/2020/wordml/sdtdatahash" xmlns:w16sdtfl="http://schemas.microsoft.com/office/word/2024/wordml/sdtformatlock" xmlns:w16se="http://schemas.microsoft.com/office/word/2015/wordml/symex" xmlns:wpg="http://schemas.microsoft.com/office/word/2010/wordprocessingGroup" xmlns:wpi="http://schemas.microsoft.com/office/word/2010/wordprocessingInk" xmlns:wne="http://schemas.microsoft.com/office/word/2006/wordml" xmlns:wps="http://schemas.microsoft.com/office/word/2010/wordprocessingShape" mc:Ignorable="w14 w15 w16se w16cid w16 w16cex w16sdtdh w16sdtfl w16du wp14">
+<w:hdr xmlns:wpc="http://schemas.microsoft.com/office/word/2010/wordprocessingCanvas" xmlns:cx="http://schemas.microsoft.com/office/drawing/2014/chartex" xmlns:cx1="http://schemas.microsoft.com/office/drawing/2015/9/8/chartex" xmlns:cx2="http://schemas.microsoft.com/office/drawing/2015/10/21/chartex" xmlns:cx3="http://schemas.microsoft.com/office/drawing/2016/5/9/chartex" xmlns:cx4="http://schemas.microsoft.com/office/drawing/2016/5/10/chartex" xmlns:cx5="http://schemas.microsoft.com/office/drawing/2016/5/11/chartex" xmlns:cx6="http://schemas.microsoft.com/office/drawing/2016/5/12/chartex" xmlns:cx7="http://schemas.microsoft.com/office/drawing/2016/5/13/chartex" xmlns:cx8="http://schemas.microsoft.com/office/drawing/2016/5/14/chartex" xmlns:mc="http://schemas.openxmlformats.org/markup-compatibility/2006" xmlns:aink="http://schemas.microsoft.com/office/drawing/2016/ink" xmlns:am3d="http://schemas.microsoft.com/office/drawing/2017/model3d" xmlns:o="urn:schemas-microsoft-com:office:office" xmlns:oel="http://schemas.microsoft.com/office/2019/extlst" xmlns:r="http://schemas.openxmlformats.org/officeDocument/2006/relationships" xmlns:m="http://schemas.openxmlformats.org/officeDocument/2006/math" xmlns:v="urn:schemas-microsoft-com:vml" xmlns:wp14="http://schemas.microsoft.com/office/word/2010/wordprocessingDrawing" xmlns:wp="http://schemas.openxmlformats.org/drawingml/2006/wordprocessingDrawing" xmlns:w10="urn:schemas-microsoft-com:office:word" xmlns:w="http://schemas.openxmlformats.org/wordprocessingml/2006/main" xmlns:w14="http://schemas.microsoft.com/office/word/2010/wordml" xmlns:w15="http://schemas.microsoft.com/office/word/2012/wordml" xmlns:w16cex="http://schemas.microsoft.com/office/word/2018/wordml/cex" xmlns:w16cid="http://schemas.microsoft.com/office/word/2016/wordml/cid" xmlns:w16="http://schemas.microsoft.com/office/word/2018/wordml" xmlns:w16sdtdh="http://schemas.microsoft.com/office/word/2020/wordml/sdtdatahash" xmlns:w16se="http://schemas.microsoft.com/office/word/2015/wordml/symex" xmlns:wpg="http://schemas.microsoft.com/office/word/2010/wordprocessingGroup" xmlns:wpi="http://schemas.microsoft.com/office/word/2010/wordprocessingInk" xmlns:wne="http://schemas.microsoft.com/office/word/2006/wordml" xmlns:wps="http://schemas.microsoft.com/office/word/2010/wordprocessingShape" mc:Ignorable="w14 w15 w16se w16cid w16 w16cex w16sdtdh wp14">
   <w:p>
     <w:pPr>
       <w:pStyle w:val="Header"/>
@@ -233,11 +223,11 @@
 </file>
 
 <file path=word/header2.xml><?xml version="1.0" encoding="utf-8"?>
-<w:hdr xmlns:wpc="http://schemas.microsoft.com/office/word/2010/wordprocessingCanvas" xmlns:cx="http://schemas.microsoft.com/office/drawing/2014/chartex" xmlns:cx1="http://schemas.microsoft.com/office/drawing/2015/9/8/chartex" xmlns:cx2="http://schemas.microsoft.com/office/drawing/2015/10/21/chartex" xmlns:cx3="http://schemas.microsoft.com/office/drawing/2016/5/9/chartex" xmlns:cx4="http://schemas.microsoft.com/office/drawing/2016/5/10/chartex" xmlns:cx5="http://schemas.microsoft.com/office/drawing/2016/5/11/chartex" xmlns:cx6="http://schemas.microsoft.com/office/drawing/2016/5/12/chartex" xmlns:cx7="http://schemas.microsoft.com/office/drawing/2016/5/13/chartex" xmlns:cx8="http://schemas.microsoft.com/office/drawing/2016/5/14/chartex" xmlns:mc="http://schemas.openxmlformats.org/markup-compatibility/2006" xmlns:aink="http://schemas.microsoft.com/office/drawing/2016/ink" xmlns:am3d="http://schemas.microsoft.com/office/drawing/2017/model3d" xmlns:o="urn:schemas-microsoft-com:office:office" xmlns:oel="http://schemas.microsoft.com/office/2019/extlst" xmlns:r="http://schemas.openxmlformats.org/officeDocument/2006/relationships" xmlns:m="http://schemas.openxmlformats.org/officeDocument/2006/math" xmlns:v="urn:schemas-microsoft-com:vml" xmlns:wp14="http://schemas.microsoft.com/office/word/2010/wordprocessingDrawing" xmlns:wp="http://schemas.openxmlformats.org/drawingml/2006/wordprocessingDrawing" xmlns:w10="urn:schemas-microsoft-com:office:word" xmlns:w="http://schemas.openxmlformats.org/wordprocessingml/2006/main" xmlns:w14="http://schemas.microsoft.com/office/word/2010/wordml" xmlns:w15="http://schemas.microsoft.com/office/word/2012/wordml" xmlns:w16cex="http://schemas.microsoft.com/office/word/2018/wordml/cex" xmlns:w16cid="http://schemas.microsoft.com/office/word/2016/wordml/cid" xmlns:w16="http://schemas.microsoft.com/office/word/2018/wordml" xmlns:w16du="http://schemas.microsoft.com/office/word/2023/wordml/word16du" xmlns:w16sdtdh="http://schemas.microsoft.com/office/word/2020/wordml/sdtdatahash" xmlns:w16sdtfl="http://schemas.microsoft.com/office/word/2024/wordml/sdtformatlock" xmlns:w16se="http://schemas.microsoft.com/office/word/2015/wordml/symex" xmlns:wpg="http://schemas.microsoft.com/office/word/2010/wordprocessingGroup" xmlns:wpi="http://schemas.microsoft.com/office/word/2010/wordprocessingInk" xmlns:wne="http://schemas.microsoft.com/office/word/2006/wordml" xmlns:wps="http://schemas.microsoft.com/office/word/2010/wordprocessingShape" mc:Ignorable="w14 w15 w16se w16cid w16 w16cex w16sdtdh w16sdtfl w16du wp14">
+<w:hdr xmlns:wpc="http://schemas.microsoft.com/office/word/2010/wordprocessingCanvas" xmlns:cx="http://schemas.microsoft.com/office/drawing/2014/chartex" xmlns:cx1="http://schemas.microsoft.com/office/drawing/2015/9/8/chartex" xmlns:cx2="http://schemas.microsoft.com/office/drawing/2015/10/21/chartex" xmlns:cx3="http://schemas.microsoft.com/office/drawing/2016/5/9/chartex" xmlns:cx4="http://schemas.microsoft.com/office/drawing/2016/5/10/chartex" xmlns:cx5="http://schemas.microsoft.com/office/drawing/2016/5/11/chartex" xmlns:cx6="http://schemas.microsoft.com/office/drawing/2016/5/12/chartex" xmlns:cx7="http://schemas.microsoft.com/office/drawing/2016/5/13/chartex" xmlns:cx8="http://schemas.microsoft.com/office/drawing/2016/5/14/chartex" xmlns:mc="http://schemas.openxmlformats.org/markup-compatibility/2006" xmlns:aink="http://schemas.microsoft.com/office/drawing/2016/ink" xmlns:am3d="http://schemas.microsoft.com/office/drawing/2017/model3d" xmlns:o="urn:schemas-microsoft-com:office:office" xmlns:oel="http://schemas.microsoft.com/office/2019/extlst" xmlns:r="http://schemas.openxmlformats.org/officeDocument/2006/relationships" xmlns:m="http://schemas.openxmlformats.org/officeDocument/2006/math" xmlns:v="urn:schemas-microsoft-com:vml" xmlns:wp14="http://schemas.microsoft.com/office/word/2010/wordprocessingDrawing" xmlns:wp="http://schemas.openxmlformats.org/drawingml/2006/wordprocessingDrawing" xmlns:w10="urn:schemas-microsoft-com:office:word" xmlns:w="http://schemas.openxmlformats.org/wordprocessingml/2006/main" xmlns:w14="http://schemas.microsoft.com/office/word/2010/wordml" xmlns:w15="http://schemas.microsoft.com/office/word/2012/wordml" xmlns:w16cex="http://schemas.microsoft.com/office/word/2018/wordml/cex" xmlns:w16cid="http://schemas.microsoft.com/office/word/2016/wordml/cid" xmlns:w16="http://schemas.microsoft.com/office/word/2018/wordml" xmlns:w16sdtdh="http://schemas.microsoft.com/office/word/2020/wordml/sdtdatahash" xmlns:w16se="http://schemas.microsoft.com/office/word/2015/wordml/symex" xmlns:wpg="http://schemas.microsoft.com/office/word/2010/wordprocessingGroup" xmlns:wpi="http://schemas.microsoft.com/office/word/2010/wordprocessingInk" xmlns:wne="http://schemas.microsoft.com/office/word/2006/wordml" xmlns:wps="http://schemas.microsoft.com/office/word/2010/wordprocessingShape" mc:Ignorable="w14 w15 w16se w16cid w16 w16cex w16sdtdh wp14">
   <w:p>
     <w:pPr>
       <w:pStyle w:val="NormalWeb"/>
-      <w:spacing w:before="0" w:beforeAutospacing="0"/>
+      <w:spacing w:before="0" w:beforeAutospacing="0" w:after="0" w:afterAutospacing="0"/>
       <w:jc w:val="center"/>
       <w:rPr>
         <w:rFonts w:ascii="Source Sans Pro" w:hAnsi="Source Sans Pro"/>
@@ -274,6 +264,7 @@
       <w:t xml:space="preserve"> SALUD A ESCOLARES </w:t>
     </w:r>
     <w:bookmarkStart w:id="1" w:name="year"/>
+    <w:proofErr w:type="spellStart"/>
     <w:r>
       <w:rPr>
         <w:rFonts w:ascii="Source Sans Pro" w:hAnsi="Source Sans Pro"/>
@@ -287,12 +278,13 @@
       <w:t>year</w:t>
     </w:r>
     <w:bookmarkEnd w:id="1"/>
+    <w:proofErr w:type="spellEnd"/>
   </w:p>
   <w:p>
     <w:pPr>
       <w:pStyle w:val="NormalWeb"/>
       <w:shd w:val="clear" w:color="auto" w:fill="FFFFFF"/>
-      <w:spacing w:before="0" w:beforeAutospacing="0" w:after="0" w:afterAutospacing="0" w:line="360" w:lineRule="auto"/>
+      <w:spacing w:before="0" w:beforeAutospacing="0" w:after="0" w:afterAutospacing="0"/>
       <w:jc w:val="center"/>
       <w:rPr>
         <w:rFonts w:ascii="Source Sans Pro" w:hAnsi="Source Sans Pro"/>
@@ -332,7 +324,7 @@
     <w:pPr>
       <w:pStyle w:val="NormalWeb"/>
       <w:shd w:val="clear" w:color="auto" w:fill="FFFFFF"/>
-      <w:spacing w:before="0" w:beforeAutospacing="0" w:after="0" w:afterAutospacing="0" w:line="360" w:lineRule="auto"/>
+      <w:spacing w:before="0" w:beforeAutospacing="0" w:after="0" w:afterAutospacing="0"/>
       <w:jc w:val="center"/>
       <w:rPr>
         <w:rFonts w:ascii="Source Sans Pro" w:hAnsi="Source Sans Pro"/>
@@ -359,7 +351,7 @@
 </file>
 
 <file path=word/header3.xml><?xml version="1.0" encoding="utf-8"?>
-<w:hdr xmlns:wpc="http://schemas.microsoft.com/office/word/2010/wordprocessingCanvas" xmlns:cx="http://schemas.microsoft.com/office/drawing/2014/chartex" xmlns:cx1="http://schemas.microsoft.com/office/drawing/2015/9/8/chartex" xmlns:cx2="http://schemas.microsoft.com/office/drawing/2015/10/21/chartex" xmlns:cx3="http://schemas.microsoft.com/office/drawing/2016/5/9/chartex" xmlns:cx4="http://schemas.microsoft.com/office/drawing/2016/5/10/chartex" xmlns:cx5="http://schemas.microsoft.com/office/drawing/2016/5/11/chartex" xmlns:cx6="http://schemas.microsoft.com/office/drawing/2016/5/12/chartex" xmlns:cx7="http://schemas.microsoft.com/office/drawing/2016/5/13/chartex" xmlns:cx8="http://schemas.microsoft.com/office/drawing/2016/5/14/chartex" xmlns:mc="http://schemas.openxmlformats.org/markup-compatibility/2006" xmlns:aink="http://schemas.microsoft.com/office/drawing/2016/ink" xmlns:am3d="http://schemas.microsoft.com/office/drawing/2017/model3d" xmlns:o="urn:schemas-microsoft-com:office:office" xmlns:oel="http://schemas.microsoft.com/office/2019/extlst" xmlns:r="http://schemas.openxmlformats.org/officeDocument/2006/relationships" xmlns:m="http://schemas.openxmlformats.org/officeDocument/2006/math" xmlns:v="urn:schemas-microsoft-com:vml" xmlns:wp14="http://schemas.microsoft.com/office/word/2010/wordprocessingDrawing" xmlns:wp="http://schemas.openxmlformats.org/drawingml/2006/wordprocessingDrawing" xmlns:w10="urn:schemas-microsoft-com:office:word" xmlns:w="http://schemas.openxmlformats.org/wordprocessingml/2006/main" xmlns:w14="http://schemas.microsoft.com/office/word/2010/wordml" xmlns:w15="http://schemas.microsoft.com/office/word/2012/wordml" xmlns:w16cex="http://schemas.microsoft.com/office/word/2018/wordml/cex" xmlns:w16cid="http://schemas.microsoft.com/office/word/2016/wordml/cid" xmlns:w16="http://schemas.microsoft.com/office/word/2018/wordml" xmlns:w16du="http://schemas.microsoft.com/office/word/2023/wordml/word16du" xmlns:w16sdtdh="http://schemas.microsoft.com/office/word/2020/wordml/sdtdatahash" xmlns:w16sdtfl="http://schemas.microsoft.com/office/word/2024/wordml/sdtformatlock" xmlns:w16se="http://schemas.microsoft.com/office/word/2015/wordml/symex" xmlns:wpg="http://schemas.microsoft.com/office/word/2010/wordprocessingGroup" xmlns:wpi="http://schemas.microsoft.com/office/word/2010/wordprocessingInk" xmlns:wne="http://schemas.microsoft.com/office/word/2006/wordml" xmlns:wps="http://schemas.microsoft.com/office/word/2010/wordprocessingShape" mc:Ignorable="w14 w15 w16se w16cid w16 w16cex w16sdtdh w16sdtfl w16du wp14">
+<w:hdr xmlns:wpc="http://schemas.microsoft.com/office/word/2010/wordprocessingCanvas" xmlns:cx="http://schemas.microsoft.com/office/drawing/2014/chartex" xmlns:cx1="http://schemas.microsoft.com/office/drawing/2015/9/8/chartex" xmlns:cx2="http://schemas.microsoft.com/office/drawing/2015/10/21/chartex" xmlns:cx3="http://schemas.microsoft.com/office/drawing/2016/5/9/chartex" xmlns:cx4="http://schemas.microsoft.com/office/drawing/2016/5/10/chartex" xmlns:cx5="http://schemas.microsoft.com/office/drawing/2016/5/11/chartex" xmlns:cx6="http://schemas.microsoft.com/office/drawing/2016/5/12/chartex" xmlns:cx7="http://schemas.microsoft.com/office/drawing/2016/5/13/chartex" xmlns:cx8="http://schemas.microsoft.com/office/drawing/2016/5/14/chartex" xmlns:mc="http://schemas.openxmlformats.org/markup-compatibility/2006" xmlns:aink="http://schemas.microsoft.com/office/drawing/2016/ink" xmlns:am3d="http://schemas.microsoft.com/office/drawing/2017/model3d" xmlns:o="urn:schemas-microsoft-com:office:office" xmlns:oel="http://schemas.microsoft.com/office/2019/extlst" xmlns:r="http://schemas.openxmlformats.org/officeDocument/2006/relationships" xmlns:m="http://schemas.openxmlformats.org/officeDocument/2006/math" xmlns:v="urn:schemas-microsoft-com:vml" xmlns:wp14="http://schemas.microsoft.com/office/word/2010/wordprocessingDrawing" xmlns:wp="http://schemas.openxmlformats.org/drawingml/2006/wordprocessingDrawing" xmlns:w10="urn:schemas-microsoft-com:office:word" xmlns:w="http://schemas.openxmlformats.org/wordprocessingml/2006/main" xmlns:w14="http://schemas.microsoft.com/office/word/2010/wordml" xmlns:w15="http://schemas.microsoft.com/office/word/2012/wordml" xmlns:w16cex="http://schemas.microsoft.com/office/word/2018/wordml/cex" xmlns:w16cid="http://schemas.microsoft.com/office/word/2016/wordml/cid" xmlns:w16="http://schemas.microsoft.com/office/word/2018/wordml" xmlns:w16sdtdh="http://schemas.microsoft.com/office/word/2020/wordml/sdtdatahash" xmlns:w16se="http://schemas.microsoft.com/office/word/2015/wordml/symex" xmlns:wpg="http://schemas.microsoft.com/office/word/2010/wordprocessingGroup" xmlns:wpi="http://schemas.microsoft.com/office/word/2010/wordprocessingInk" xmlns:wne="http://schemas.microsoft.com/office/word/2006/wordml" xmlns:wps="http://schemas.microsoft.com/office/word/2010/wordprocessingShape" mc:Ignorable="w14 w15 w16se w16cid w16 w16cex w16sdtdh wp14">
   <w:p>
     <w:pPr>
       <w:pStyle w:val="Header"/>
@@ -369,7 +361,7 @@
 </file>
 
 <file path=word/styles.xml><?xml version="1.0" encoding="utf-8"?>
-<w:styles xmlns:mc="http://schemas.openxmlformats.org/markup-compatibility/2006" xmlns:r="http://schemas.openxmlformats.org/officeDocument/2006/relationships" xmlns:w="http://schemas.openxmlformats.org/wordprocessingml/2006/main" xmlns:w14="http://schemas.microsoft.com/office/word/2010/wordml" xmlns:w15="http://schemas.microsoft.com/office/word/2012/wordml" xmlns:w16cex="http://schemas.microsoft.com/office/word/2018/wordml/cex" xmlns:w16cid="http://schemas.microsoft.com/office/word/2016/wordml/cid" xmlns:w16="http://schemas.microsoft.com/office/word/2018/wordml" xmlns:w16du="http://schemas.microsoft.com/office/word/2023/wordml/word16du" xmlns:w16sdtdh="http://schemas.microsoft.com/office/word/2020/wordml/sdtdatahash" xmlns:w16sdtfl="http://schemas.microsoft.com/office/word/2024/wordml/sdtformatlock" xmlns:w16se="http://schemas.microsoft.com/office/word/2015/wordml/symex" mc:Ignorable="w14 w15 w16se w16cid w16 w16cex w16sdtdh w16sdtfl w16du">
+<w:styles xmlns:mc="http://schemas.openxmlformats.org/markup-compatibility/2006" xmlns:r="http://schemas.openxmlformats.org/officeDocument/2006/relationships" xmlns:w="http://schemas.openxmlformats.org/wordprocessingml/2006/main" xmlns:w14="http://schemas.microsoft.com/office/word/2010/wordml" xmlns:w15="http://schemas.microsoft.com/office/word/2012/wordml" xmlns:w16cex="http://schemas.microsoft.com/office/word/2018/wordml/cex" xmlns:w16cid="http://schemas.microsoft.com/office/word/2016/wordml/cid" xmlns:w16="http://schemas.microsoft.com/office/word/2018/wordml" xmlns:w16sdtdh="http://schemas.microsoft.com/office/word/2020/wordml/sdtdatahash" xmlns:w16se="http://schemas.microsoft.com/office/word/2015/wordml/symex" mc:Ignorable="w14 w15 w16se w16cid w16 w16cex w16sdtdh">
   <w:docDefaults>
     <w:rPrDefault>
       <w:rPr>
@@ -1172,15 +1164,6 @@
 </file>
 
 <file path=customXml/item1.xml><?xml version="1.0" encoding="utf-8"?>
-<?mso-contentType ?>
-<FormTemplates xmlns="http://schemas.microsoft.com/sharepoint/v3/contenttype/forms">
-  <Display>DocumentLibraryForm</Display>
-  <Edit>DocumentLibraryForm</Edit>
-  <New>DocumentLibraryForm</New>
-</FormTemplates>
-</file>
-
-<file path=customXml/item2.xml><?xml version="1.0" encoding="utf-8"?>
 <ct:contentTypeSchema xmlns:ct="http://schemas.microsoft.com/office/2006/metadata/contentType" xmlns:ma="http://schemas.microsoft.com/office/2006/metadata/properties/metaAttributes" ct:_="" ma:_="" ma:contentTypeName="Document" ma:contentTypeID="0x01010067970A7EC1C90C48A386F8B78D31816E" ma:contentTypeVersion="18" ma:contentTypeDescription="Create a new document." ma:contentTypeScope="" ma:versionID="7c5a1f6eeb0442f3fe3a122bfaf1a852">
   <xsd:schema xmlns:xsd="http://www.w3.org/2001/XMLSchema" xmlns:xs="http://www.w3.org/2001/XMLSchema" xmlns:p="http://schemas.microsoft.com/office/2006/metadata/properties" xmlns:ns2="2199b669-f139-4cad-81c0-f0198b00fad6" xmlns:ns3="cc7c30c3-4b65-4cc6-b84c-43aad756a2f2" xmlns:ns4="5e13aadc-de86-43ee-b386-40c01ba74c80" targetNamespace="http://schemas.microsoft.com/office/2006/metadata/properties" ma:root="true" ma:fieldsID="705beb6a12754410c5695455629349f7" ns2:_="" ns3:_="" ns4:_="">
     <xsd:import namespace="2199b669-f139-4cad-81c0-f0198b00fad6"/>
@@ -1440,6 +1423,15 @@
 </ct:contentTypeSchema>
 </file>
 
+<file path=customXml/item2.xml><?xml version="1.0" encoding="utf-8"?>
+<?mso-contentType ?>
+<FormTemplates xmlns="http://schemas.microsoft.com/sharepoint/v3/contenttype/forms">
+  <Display>DocumentLibraryForm</Display>
+  <Edit>DocumentLibraryForm</Edit>
+  <New>DocumentLibraryForm</New>
+</FormTemplates>
+</file>
+
 <file path=customXml/item3.xml><?xml version="1.0" encoding="utf-8"?>
 <p:properties xmlns:p="http://schemas.microsoft.com/office/2006/metadata/properties" xmlns:xsi="http://www.w3.org/2001/XMLSchema-instance" xmlns:pc="http://schemas.microsoft.com/office/infopath/2007/PartnerControls">
   <documentManagement>
@@ -1452,14 +1444,6 @@
 </file>
 
 <file path=customXml/itemProps1.xml><?xml version="1.0" encoding="utf-8"?>
-<ds:datastoreItem xmlns:ds="http://schemas.openxmlformats.org/officeDocument/2006/customXml" ds:itemID="{B8A03961-7259-40A8-AD14-8F62FB39EB0A}">
-  <ds:schemaRefs>
-    <ds:schemaRef ds:uri="http://schemas.microsoft.com/sharepoint/v3/contenttype/forms"/>
-  </ds:schemaRefs>
-</ds:datastoreItem>
-</file>
-
-<file path=customXml/itemProps2.xml><?xml version="1.0" encoding="utf-8"?>
 <ds:datastoreItem xmlns:ds="http://schemas.openxmlformats.org/officeDocument/2006/customXml" ds:itemID="{6EF59CF8-5426-4DCE-A27E-30CC7D905004}">
   <ds:schemaRefs>
     <ds:schemaRef ds:uri="http://schemas.microsoft.com/office/2006/metadata/contentType"/>
@@ -1479,6 +1463,14 @@
 </ds:datastoreItem>
 </file>
 
+<file path=customXml/itemProps2.xml><?xml version="1.0" encoding="utf-8"?>
+<ds:datastoreItem xmlns:ds="http://schemas.openxmlformats.org/officeDocument/2006/customXml" ds:itemID="{B8A03961-7259-40A8-AD14-8F62FB39EB0A}">
+  <ds:schemaRefs>
+    <ds:schemaRef ds:uri="http://schemas.microsoft.com/sharepoint/v3/contenttype/forms"/>
+  </ds:schemaRefs>
+</ds:datastoreItem>
+</file>
+
 <file path=customXml/itemProps3.xml><?xml version="1.0" encoding="utf-8"?>
 <ds:datastoreItem xmlns:ds="http://schemas.openxmlformats.org/officeDocument/2006/customXml" ds:itemID="{67804C82-22BE-4336-A0E7-F4DA0D9A1220}">
   <ds:schemaRefs>
